--- a/public/materialy/1L/2/Pracovní listy/3. Kybernetická bezpečnost.docx
+++ b/public/materialy/1L/2/Pracovní listy/3. Kybernetická bezpečnost.docx
@@ -169,7 +169,7 @@
           <w:sz w:val="20"/>
           <w:szCs w:val="20"/>
         </w:rPr>
-        <w:t>info@ceska-posta-dorucenii.xyz</w:t>
+        <w:t>info@ceska-posta-dorucenii.example</w:t>
       </w:r>
       <w:proofErr w:type="spellEnd"/>
       <w:r>
@@ -473,7 +473,7 @@
           <w:sz w:val="20"/>
           <w:szCs w:val="20"/>
         </w:rPr>
-        <w:t>Klikni zde: http://posta-platba.xyz/zaplat</w:t>
+        <w:t>Klikni zde: http://posta-platba.example/zaplat</w:t>
       </w:r>
     </w:p>
     <w:p>
@@ -806,7 +806,7 @@
           <w:sz w:val="20"/>
           <w:szCs w:val="20"/>
         </w:rPr>
-        <w:t xml:space="preserve"> &lt;security@micros0ft-team.com&gt;</w:t>
+        <w:t xml:space="preserve"> &lt;security@micros0ft-team.example&gt;</w:t>
       </w:r>
     </w:p>
     <w:p>
@@ -1011,7 +1011,7 @@
           <w:sz w:val="20"/>
           <w:szCs w:val="20"/>
         </w:rPr>
-        <w:t xml:space="preserve"> heslo: http://bit.ly/overeni-uctu</w:t>
+        <w:t xml:space="preserve"> heslo: http://overeni-uctu.example</w:t>
       </w:r>
     </w:p>
     <w:p>

--- a/public/materialy/1L/2/Pracovní listy/3. Kybernetická bezpečnost.docx
+++ b/public/materialy/1L/2/Pracovní listy/3. Kybernetická bezpečnost.docx
@@ -56,7 +56,7 @@
         <w:spacing w:after="100"/>
       </w:pPr>
       <w:r>
-        <w:t>Naučíš se poznat podvodný e-mail dřív, než klikneš. Zjistíš, jak vypadá heslo, které vydrží, a vytvoříš vlastní bezpečnostní desatero — pravidla, která budeš opravdu používat.</w:t>
+        <w:t>Naučíš se poznat podvodný e-mail dřív, než klikneš. Zjistíš, jak vypadá heslo, které vydrží, a vytvoříš vlastní bezpečnostní desatero — pravidla, která budeš opravdu používat.</w:t>
       </w:r>
     </w:p>
     <w:p>
@@ -71,7 +71,7 @@
         <w:t xml:space="preserve">Použití AI: </w:t>
       </w:r>
       <w:r>
-        <w:t>AI smíš použít jen k vysvětlení pojmu (např. „co je 2FA“). Analýzu e-mailů a desatero piš vlastními slovy — u každé zásady musíš umět vysvětlit, proč platí.</w:t>
+        <w:t>AI smíš použít jen k vysvětlení pojmu (např. „co je 2FA“). Analýzu e-mailů a desatero piš vlastními slovy — u každé zásady musíš umět vysvětlit, proč platí.</w:t>
       </w:r>
     </w:p>
     <w:p>
@@ -723,7 +723,7 @@
           <w:sz w:val="20"/>
           <w:szCs w:val="20"/>
         </w:rPr>
-        <w:t xml:space="preserve">S pozdravem, Jana </w:t>
+        <w:t xml:space="preserve">S pozdravem, Jana </w:t>
       </w:r>
       <w:proofErr w:type="spellStart"/>
       <w:r>
@@ -1130,7 +1130,7 @@
       </w:r>
       <w:proofErr w:type="spellEnd"/>
       <w:r>
-        <w:t xml:space="preserve"> = podvodná zpráva, která se tváří jako důvěryhodná a snaží se z tebe vylákat heslo, peníze nebo kliknutí. Poznávací znaky: divná adresa odesílatele, odkaz vedoucí jinam, časový nátlak („do 24 hodin!“), chyby v textu, žádost o heslo.</w:t>
+        <w:t xml:space="preserve"> = podvodná zpráva, která se tváří jako důvěryhodná a snaží se z tebe vylákat heslo, peníze nebo kliknutí. Poznávací znaky: divná adresa odesílatele, odkaz vedoucí jinam, časový nátlak („do 24 hodin!“), chyby v textu, žádost o heslo.</w:t>
       </w:r>
     </w:p>
     <w:p>
@@ -1150,7 +1150,7 @@
         <w:t>Silné heslo</w:t>
       </w:r>
       <w:r>
-        <w:t xml:space="preserve"> = dlouhé (12+ znaků) a jedinečné pro každou službu. Nejlepší je heslová fráze: ModryTraktor-jede-do-Brna7. Heslo nikdy nikomu nesděluj — ani „podpoře“.</w:t>
+        <w:t xml:space="preserve"> = dlouhé (12+ znaků) a jedinečné pro každou službu. Nejlepší je heslová fráze: ModryTraktor-jede-do-Brna7. Heslo nikdy nikomu nesděluj — ani „podpoře“.</w:t>
       </w:r>
     </w:p>
     <w:p>
@@ -1170,7 +1170,7 @@
         <w:t>2FA (dvoufázové ověření)</w:t>
       </w:r>
       <w:r>
-        <w:t xml:space="preserve"> = po heslu potvrdíš přihlášení ještě mobilem. I ukradené heslo pak útočníkovi nestačí.</w:t>
+        <w:t xml:space="preserve"> = po heslu potvrdíš přihlášení ještě mobilem. I ukradené heslo pak útočníkovi nestačí.</w:t>
       </w:r>
     </w:p>
     <w:p>
@@ -1210,7 +1210,7 @@
         <w:t>Digitální stopa</w:t>
       </w:r>
       <w:r>
-        <w:t xml:space="preserve"> = vše, co po tobě na internetu zůstává (příspěvky, fotky, komentáře, lajky). Co je jednou na internetu, z něj už nikdy spolehlivě nesmažeš.</w:t>
+        <w:t xml:space="preserve"> = vše, co po tobě na internetu zůstává (příspěvky, fotky, komentáře, lajky). Co je jednou na internetu, z něj už nikdy spolehlivě nesmažeš.</w:t>
       </w:r>
     </w:p>
     <w:p>
@@ -1234,7 +1234,7 @@
         <w:spacing w:after="100"/>
       </w:pPr>
       <w:r>
-        <w:t>Seřaď tato smyšlená hesla od nejslabšího (1) po nejsilnější (4). Nikam je nezadávej — posuzuj podle délky a pestrosti znaků.</w:t>
+        <w:t>Seřaď tato smyšlená hesla od nejslabšího (1) po nejsilnější (4). Nikam je nezadávej — posuzuj podle délky a pestrosti znaků.</w:t>
       </w:r>
     </w:p>
     <w:tbl>
@@ -1644,10 +1644,10 @@
           <w:b/>
           <w:bCs/>
         </w:rPr>
-        <w:t>U každé zásady napiš jednou větou, proč platí</w:t>
-      </w:r>
-      <w:r>
-        <w:t xml:space="preserve"> (např. „Neklikám na odkazy v podezřelých zprávách, protože odkaz může vést na falešnou stránku.“).</w:t>
+        <w:t>U každé zásady napiš jednou větou, proč platí</w:t>
+      </w:r>
+      <w:r>
+        <w:t xml:space="preserve"> (např. „Neklikám na odkazy v podezřelých zprávách, protože odkaz může vést na falešnou stránku.“).</w:t>
       </w:r>
     </w:p>
     <w:p>
@@ -1660,7 +1660,7 @@
         <w:spacing w:after="40"/>
       </w:pPr>
       <w:r>
-        <w:t xml:space="preserve">Zásady vybírej z témat: hesla, </w:t>
+        <w:t xml:space="preserve">Zásady vybírej z témat: hesla, </w:t>
       </w:r>
       <w:proofErr w:type="spellStart"/>
       <w:r>
@@ -1699,7 +1699,7 @@
       </w:r>
       <w:proofErr w:type="spellEnd"/>
       <w:r>
-        <w:t xml:space="preserve"> a odevzdej podle pokynů učitele.</w:t>
+        <w:t xml:space="preserve"> a odevzdej podle pokynů učitele.</w:t>
       </w:r>
     </w:p>
     <w:p>
@@ -1728,7 +1728,7 @@
         <w:spacing w:after="40"/>
       </w:pPr>
       <w:r>
-        <w:t>Minimálně 6 zásad, každá s vlastním vysvětlením „proč“.</w:t>
+        <w:t>Minimálně 6 zásad, každá s vlastním vysvětlením „proč“.</w:t>
       </w:r>
     </w:p>
     <w:p>
@@ -1762,7 +1762,7 @@
         <w:spacing w:after="40"/>
       </w:pPr>
       <w:r>
-        <w:t>Dokument je přehledný, správně pojmenovaný a odevzdaný.</w:t>
+        <w:t>Dokument je přehledný, správně pojmenovaný a odevzdaný.</w:t>
       </w:r>
     </w:p>
     <w:p>
@@ -1813,7 +1813,7 @@
         <w:spacing w:after="40"/>
       </w:pPr>
       <w:r>
-        <w:t>Co udělá pozorný člověk s odkazem v e-mailu, než na něj klikne?</w:t>
+        <w:t>Co udělá pozorný člověk s odkazem v e-mailu, než na něj klikne?</w:t>
       </w:r>
     </w:p>
     <w:p>
@@ -1913,7 +1913,7 @@
         <w:spacing w:after="40"/>
       </w:pPr>
       <w:r>
-        <w:t>Zjisti, jak se zapíná dvoufázové ověření u školního účtu Microsoft, a sepiš postup ve 3 krocích.</w:t>
+        <w:t>Zjisti, jak se zapíná dvoufázové ověření u školního účtu Microsoft, a sepiš postup ve 3 krocích.</w:t>
       </w:r>
     </w:p>
     <w:sectPr>
